--- a/analise/revelacoes-cosmicas-urgente-jan-val-ellam-kb/DEVOLUCAO-A-KB.docx
+++ b/analise/revelacoes-cosmicas-urgente-jan-val-ellam-kb/DEVOLUCAO-A-KB.docx
@@ -31,10 +31,13 @@
     <w:p/>
     <w:p>
       <w:pPr>
+        <w:pStyle w:val="Heading1"/>
+        <w:keepNext/>
         <w:spacing w:before="280"/>
       </w:pPr>
       <w:r>
         <w:rPr>
+          <w:rFonts w:ascii="Calibri" w:hAnsi="Calibri"/>
           <w:b/>
           <w:color w:val="1F3B57"/>
           <w:sz w:val="32"/>
@@ -113,15 +116,18 @@
     </w:p>
     <w:p>
       <w:pPr>
+        <w:pStyle w:val="Heading2"/>
+        <w:keepNext/>
         <w:spacing w:before="200"/>
       </w:pPr>
       <w:r>
         <w:rPr>
+          <w:rFonts w:ascii="Calibri" w:hAnsi="Calibri"/>
           <w:b/>
           <w:color w:val="1F3B57"/>
           <w:sz w:val="24"/>
         </w:rPr>
-        <w:t>1. Novos termos propostos (ausentes de `canonico.json`)</w:t>
+        <w:t>1. Novos termos propostos (ausentes de canonico.json)</w:t>
       </w:r>
     </w:p>
     <w:tbl>
@@ -899,15 +905,18 @@
     <w:p/>
     <w:p>
       <w:pPr>
+        <w:pStyle w:val="Heading3"/>
+        <w:keepNext/>
         <w:spacing w:before="200"/>
       </w:pPr>
       <w:r>
         <w:rPr>
+          <w:rFonts w:ascii="Calibri" w:hAnsi="Calibri"/>
           <w:b/>
           <w:color w:val="1F3B57"/>
           <w:sz w:val="22"/>
         </w:rPr>
-        <w:t>1.1 Conceitos externos sugeridos para a camada 3 (`ferramentas/externos.csv`), não para a KB-RC</w:t>
+        <w:t>1.1 Conceitos externos sugeridos para a camada 3 (ferramentas/externos.csv), não para a KB-RC</w:t>
       </w:r>
     </w:p>
     <w:p>
@@ -935,10 +944,13 @@
     </w:p>
     <w:p>
       <w:pPr>
+        <w:pStyle w:val="Heading3"/>
+        <w:keepNext/>
         <w:spacing w:before="200"/>
       </w:pPr>
       <w:r>
         <w:rPr>
+          <w:rFonts w:ascii="Calibri" w:hAnsi="Calibri"/>
           <w:b/>
           <w:color w:val="1F3B57"/>
           <w:sz w:val="22"/>
@@ -974,10 +986,13 @@
     </w:p>
     <w:p>
       <w:pPr>
+        <w:pStyle w:val="Heading2"/>
+        <w:keepNext/>
         <w:spacing w:before="200"/>
       </w:pPr>
       <w:r>
         <w:rPr>
+          <w:rFonts w:ascii="Calibri" w:hAnsi="Calibri"/>
           <w:b/>
           <w:color w:val="1F3B57"/>
           <w:sz w:val="24"/>
@@ -987,10 +1002,13 @@
     </w:p>
     <w:p>
       <w:pPr>
+        <w:pStyle w:val="Heading3"/>
+        <w:keepNext/>
         <w:spacing w:before="200"/>
       </w:pPr>
       <w:r>
         <w:rPr>
+          <w:rFonts w:ascii="Calibri" w:hAnsi="Calibri"/>
           <w:b/>
           <w:color w:val="1F3B57"/>
           <w:sz w:val="22"/>
@@ -2073,10 +2091,13 @@
     <w:p/>
     <w:p>
       <w:pPr>
+        <w:pStyle w:val="Heading3"/>
+        <w:keepNext/>
         <w:spacing w:before="200"/>
       </w:pPr>
       <w:r>
         <w:rPr>
+          <w:rFonts w:ascii="Calibri" w:hAnsi="Calibri"/>
           <w:b/>
           <w:color w:val="1F3B57"/>
           <w:sz w:val="22"/>
@@ -3247,10 +3268,13 @@
     <w:p/>
     <w:p>
       <w:pPr>
+        <w:pStyle w:val="Heading2"/>
+        <w:keepNext/>
         <w:spacing w:before="200"/>
       </w:pPr>
       <w:r>
         <w:rPr>
+          <w:rFonts w:ascii="Calibri" w:hAnsi="Calibri"/>
           <w:b/>
           <w:color w:val="1F3B57"/>
           <w:sz w:val="24"/>
@@ -3819,10 +3843,13 @@
     <w:p/>
     <w:p>
       <w:pPr>
+        <w:pStyle w:val="Heading2"/>
+        <w:keepNext/>
         <w:spacing w:before="200"/>
       </w:pPr>
       <w:r>
         <w:rPr>
+          <w:rFonts w:ascii="Calibri" w:hAnsi="Calibri"/>
           <w:b/>
           <w:color w:val="1F3B57"/>
           <w:sz w:val="24"/>
@@ -4315,10 +4342,13 @@
     <w:p/>
     <w:p>
       <w:pPr>
+        <w:pStyle w:val="Heading2"/>
+        <w:keepNext/>
         <w:spacing w:before="200"/>
       </w:pPr>
       <w:r>
         <w:rPr>
+          <w:rFonts w:ascii="Calibri" w:hAnsi="Calibri"/>
           <w:b/>
           <w:color w:val="1F3B57"/>
           <w:sz w:val="24"/>
